--- a/output/tables/Table2_Regression_Results.docx
+++ b/output/tables/Table2_Regression_Results.docx
@@ -4,55 +4,49 @@
   <w:body>
     <w:p>
       <w:pPr>
-        <w:jc w:val="center"/>
+        <w:pStyle w:val="Heading1"/>
       </w:pPr>
       <w:r>
         <w:rPr>
-          <w:rFonts w:ascii="Calibri" w:hAnsi="Calibri"/>
-          <w:b/>
           <w:color w:val="1A237E"/>
           <w:sz w:val="24"/>
         </w:rPr>
-        <w:t>Table 2. Negative Binomial Regression — Incidence Rate Ratios for ACR-Accredited Cardiac Imaging Facilities</w:t>
+        <w:t>Table 2. Negative Binomial Regression: Association Between SVI and Cardiac Imaging Facility Rates</w:t>
       </w:r>
     </w:p>
     <w:tbl>
       <w:tblPr>
+        <w:tblStyle w:val="MediumShading1-Accent1"/>
         <w:tblW w:type="auto" w:w="0"/>
         <w:jc w:val="center"/>
         <w:tblLook w:firstColumn="1" w:firstRow="1" w:lastColumn="0" w:lastRow="0" w:noHBand="0" w:noVBand="1" w:val="04A0"/>
       </w:tblPr>
       <w:tblGrid>
-        <w:gridCol w:w="1696"/>
-        <w:gridCol w:w="1696"/>
-        <w:gridCol w:w="1696"/>
-        <w:gridCol w:w="1696"/>
-        <w:gridCol w:w="1696"/>
-        <w:gridCol w:w="1696"/>
-        <w:gridCol w:w="1696"/>
-        <w:gridCol w:w="1696"/>
+        <w:gridCol w:w="1080"/>
+        <w:gridCol w:w="1080"/>
+        <w:gridCol w:w="1080"/>
+        <w:gridCol w:w="1080"/>
+        <w:gridCol w:w="1080"/>
+        <w:gridCol w:w="1080"/>
+        <w:gridCol w:w="1080"/>
+        <w:gridCol w:w="1080"/>
       </w:tblGrid>
       <w:tr>
         <w:tc>
           <w:tcPr>
-            <w:tcW w:type="dxa" w:w="1696"/>
-            <w:shd w:fill="1A237E"/>
+            <w:tcW w:type="dxa" w:w="1080"/>
             <w:vAlign w:val="center"/>
-            <w:tcBorders>
-              <w:top w:val="single" w:sz="12" w:color="000000"/>
-              <w:bottom w:val="single" w:sz="8" w:color="000000"/>
-            </w:tcBorders>
           </w:tcPr>
           <w:p>
             <w:pPr>
               <w:jc w:val="center"/>
             </w:pPr>
+            <w:r/>
             <w:r>
               <w:rPr>
                 <w:rFonts w:ascii="Calibri" w:hAnsi="Calibri"/>
                 <w:b/>
-                <w:color w:val="FFFFFF"/>
-                <w:sz w:val="20"/>
+                <w:sz w:val="18"/>
               </w:rPr>
               <w:t>Model</w:t>
             </w:r>
@@ -60,24 +54,19 @@
         </w:tc>
         <w:tc>
           <w:tcPr>
-            <w:tcW w:type="dxa" w:w="1696"/>
-            <w:shd w:fill="1A237E"/>
+            <w:tcW w:type="dxa" w:w="1080"/>
             <w:vAlign w:val="center"/>
-            <w:tcBorders>
-              <w:top w:val="single" w:sz="12" w:color="000000"/>
-              <w:bottom w:val="single" w:sz="8" w:color="000000"/>
-            </w:tcBorders>
           </w:tcPr>
           <w:p>
             <w:pPr>
               <w:jc w:val="center"/>
             </w:pPr>
+            <w:r/>
             <w:r>
               <w:rPr>
                 <w:rFonts w:ascii="Calibri" w:hAnsi="Calibri"/>
                 <w:b/>
-                <w:color w:val="FFFFFF"/>
-                <w:sz w:val="20"/>
+                <w:sz w:val="18"/>
               </w:rPr>
               <w:t>Modality</w:t>
             </w:r>
@@ -85,24 +74,19 @@
         </w:tc>
         <w:tc>
           <w:tcPr>
-            <w:tcW w:type="dxa" w:w="1696"/>
-            <w:shd w:fill="1A237E"/>
+            <w:tcW w:type="dxa" w:w="1080"/>
             <w:vAlign w:val="center"/>
-            <w:tcBorders>
-              <w:top w:val="single" w:sz="12" w:color="000000"/>
-              <w:bottom w:val="single" w:sz="8" w:color="000000"/>
-            </w:tcBorders>
           </w:tcPr>
           <w:p>
             <w:pPr>
               <w:jc w:val="center"/>
             </w:pPr>
+            <w:r/>
             <w:r>
               <w:rPr>
                 <w:rFonts w:ascii="Calibri" w:hAnsi="Calibri"/>
                 <w:b/>
-                <w:color w:val="FFFFFF"/>
-                <w:sz w:val="20"/>
+                <w:sz w:val="18"/>
               </w:rPr>
               <w:t>Predictor</w:t>
             </w:r>
@@ -110,24 +94,19 @@
         </w:tc>
         <w:tc>
           <w:tcPr>
-            <w:tcW w:type="dxa" w:w="1696"/>
-            <w:shd w:fill="1A237E"/>
+            <w:tcW w:type="dxa" w:w="1080"/>
             <w:vAlign w:val="center"/>
-            <w:tcBorders>
-              <w:top w:val="single" w:sz="12" w:color="000000"/>
-              <w:bottom w:val="single" w:sz="8" w:color="000000"/>
-            </w:tcBorders>
           </w:tcPr>
           <w:p>
             <w:pPr>
               <w:jc w:val="center"/>
             </w:pPr>
+            <w:r/>
             <w:r>
               <w:rPr>
                 <w:rFonts w:ascii="Calibri" w:hAnsi="Calibri"/>
                 <w:b/>
-                <w:color w:val="FFFFFF"/>
-                <w:sz w:val="20"/>
+                <w:sz w:val="18"/>
               </w:rPr>
               <w:t>IRR</w:t>
             </w:r>
@@ -135,24 +114,19 @@
         </w:tc>
         <w:tc>
           <w:tcPr>
-            <w:tcW w:type="dxa" w:w="1696"/>
-            <w:shd w:fill="1A237E"/>
+            <w:tcW w:type="dxa" w:w="1080"/>
             <w:vAlign w:val="center"/>
-            <w:tcBorders>
-              <w:top w:val="single" w:sz="12" w:color="000000"/>
-              <w:bottom w:val="single" w:sz="8" w:color="000000"/>
-            </w:tcBorders>
           </w:tcPr>
           <w:p>
             <w:pPr>
               <w:jc w:val="center"/>
             </w:pPr>
+            <w:r/>
             <w:r>
               <w:rPr>
                 <w:rFonts w:ascii="Calibri" w:hAnsi="Calibri"/>
                 <w:b/>
-                <w:color w:val="FFFFFF"/>
-                <w:sz w:val="20"/>
+                <w:sz w:val="18"/>
               </w:rPr>
               <w:t>95% CI</w:t>
             </w:r>
@@ -160,24 +134,19 @@
         </w:tc>
         <w:tc>
           <w:tcPr>
-            <w:tcW w:type="dxa" w:w="1696"/>
-            <w:shd w:fill="1A237E"/>
+            <w:tcW w:type="dxa" w:w="1080"/>
             <w:vAlign w:val="center"/>
-            <w:tcBorders>
-              <w:top w:val="single" w:sz="12" w:color="000000"/>
-              <w:bottom w:val="single" w:sz="8" w:color="000000"/>
-            </w:tcBorders>
           </w:tcPr>
           <w:p>
             <w:pPr>
               <w:jc w:val="center"/>
             </w:pPr>
+            <w:r/>
             <w:r>
               <w:rPr>
                 <w:rFonts w:ascii="Calibri" w:hAnsi="Calibri"/>
                 <w:b/>
-                <w:color w:val="FFFFFF"/>
-                <w:sz w:val="20"/>
+                <w:sz w:val="18"/>
               </w:rPr>
               <w:t>p-value</w:t>
             </w:r>
@@ -185,24 +154,19 @@
         </w:tc>
         <w:tc>
           <w:tcPr>
-            <w:tcW w:type="dxa" w:w="1696"/>
-            <w:shd w:fill="1A237E"/>
+            <w:tcW w:type="dxa" w:w="1080"/>
             <w:vAlign w:val="center"/>
-            <w:tcBorders>
-              <w:top w:val="single" w:sz="12" w:color="000000"/>
-              <w:bottom w:val="single" w:sz="8" w:color="000000"/>
-            </w:tcBorders>
           </w:tcPr>
           <w:p>
             <w:pPr>
               <w:jc w:val="center"/>
             </w:pPr>
+            <w:r/>
             <w:r>
               <w:rPr>
                 <w:rFonts w:ascii="Calibri" w:hAnsi="Calibri"/>
                 <w:b/>
-                <w:color w:val="FFFFFF"/>
-                <w:sz w:val="20"/>
+                <w:sz w:val="18"/>
               </w:rPr>
               <w:t>N</w:t>
             </w:r>
@@ -210,24 +174,19 @@
         </w:tc>
         <w:tc>
           <w:tcPr>
-            <w:tcW w:type="dxa" w:w="1696"/>
-            <w:shd w:fill="1A237E"/>
+            <w:tcW w:type="dxa" w:w="1080"/>
             <w:vAlign w:val="center"/>
-            <w:tcBorders>
-              <w:top w:val="single" w:sz="12" w:color="000000"/>
-              <w:bottom w:val="single" w:sz="8" w:color="000000"/>
-            </w:tcBorders>
           </w:tcPr>
           <w:p>
             <w:pPr>
               <w:jc w:val="center"/>
             </w:pPr>
+            <w:r/>
             <w:r>
               <w:rPr>
                 <w:rFonts w:ascii="Calibri" w:hAnsi="Calibri"/>
                 <w:b/>
-                <w:color w:val="FFFFFF"/>
-                <w:sz w:val="20"/>
+                <w:sz w:val="18"/>
               </w:rPr>
               <w:t>AIC</w:t>
             </w:r>
@@ -237,17 +196,18 @@
       <w:tr>
         <w:tc>
           <w:tcPr>
-            <w:tcW w:type="dxa" w:w="1696"/>
-            <w:shd w:fill="F0F4FF"/>
+            <w:tcW w:type="dxa" w:w="1080"/>
             <w:vAlign w:val="center"/>
           </w:tcPr>
           <w:p>
             <w:pPr>
-              <w:jc w:val="center"/>
+              <w:jc w:val="left"/>
             </w:pPr>
+            <w:r/>
             <w:r>
               <w:rPr>
                 <w:rFonts w:ascii="Calibri" w:hAnsi="Calibri"/>
+                <w:b w:val="0"/>
                 <w:sz w:val="18"/>
               </w:rPr>
               <w:t>Primary</w:t>
@@ -256,17 +216,18 @@
         </w:tc>
         <w:tc>
           <w:tcPr>
-            <w:tcW w:type="dxa" w:w="1696"/>
-            <w:shd w:fill="F0F4FF"/>
+            <w:tcW w:type="dxa" w:w="1080"/>
             <w:vAlign w:val="center"/>
           </w:tcPr>
           <w:p>
             <w:pPr>
               <w:jc w:val="center"/>
             </w:pPr>
+            <w:r/>
             <w:r>
               <w:rPr>
                 <w:rFonts w:ascii="Calibri" w:hAnsi="Calibri"/>
+                <w:b w:val="0"/>
                 <w:sz w:val="18"/>
               </w:rPr>
               <w:t>CMR</w:t>
@@ -275,17 +236,18 @@
         </w:tc>
         <w:tc>
           <w:tcPr>
-            <w:tcW w:type="dxa" w:w="1696"/>
-            <w:shd w:fill="F0F4FF"/>
+            <w:tcW w:type="dxa" w:w="1080"/>
             <w:vAlign w:val="center"/>
           </w:tcPr>
           <w:p>
             <w:pPr>
               <w:jc w:val="center"/>
             </w:pPr>
+            <w:r/>
             <w:r>
               <w:rPr>
                 <w:rFonts w:ascii="Calibri" w:hAnsi="Calibri"/>
+                <w:b w:val="0"/>
                 <w:sz w:val="18"/>
               </w:rPr>
               <w:t>SVI per 10-pctl</w:t>
@@ -294,17 +256,18 @@
         </w:tc>
         <w:tc>
           <w:tcPr>
-            <w:tcW w:type="dxa" w:w="1696"/>
-            <w:shd w:fill="F0F4FF"/>
+            <w:tcW w:type="dxa" w:w="1080"/>
             <w:vAlign w:val="center"/>
           </w:tcPr>
           <w:p>
             <w:pPr>
               <w:jc w:val="center"/>
             </w:pPr>
+            <w:r/>
             <w:r>
               <w:rPr>
                 <w:rFonts w:ascii="Calibri" w:hAnsi="Calibri"/>
+                <w:b w:val="0"/>
                 <w:sz w:val="18"/>
               </w:rPr>
               <w:t>0.992</w:t>
@@ -313,36 +276,38 @@
         </w:tc>
         <w:tc>
           <w:tcPr>
-            <w:tcW w:type="dxa" w:w="1696"/>
-            <w:shd w:fill="F0F4FF"/>
+            <w:tcW w:type="dxa" w:w="1080"/>
             <w:vAlign w:val="center"/>
           </w:tcPr>
           <w:p>
             <w:pPr>
               <w:jc w:val="center"/>
             </w:pPr>
+            <w:r/>
             <w:r>
               <w:rPr>
                 <w:rFonts w:ascii="Calibri" w:hAnsi="Calibri"/>
+                <w:b w:val="0"/>
                 <w:sz w:val="18"/>
               </w:rPr>
-              <w:t>0.952–1.033</w:t>
+              <w:t>0.952 - 1.033</w:t>
             </w:r>
           </w:p>
         </w:tc>
         <w:tc>
           <w:tcPr>
-            <w:tcW w:type="dxa" w:w="1696"/>
-            <w:shd w:fill="F0F4FF"/>
+            <w:tcW w:type="dxa" w:w="1080"/>
             <w:vAlign w:val="center"/>
           </w:tcPr>
           <w:p>
             <w:pPr>
               <w:jc w:val="center"/>
             </w:pPr>
+            <w:r/>
             <w:r>
               <w:rPr>
                 <w:rFonts w:ascii="Calibri" w:hAnsi="Calibri"/>
+                <w:b w:val="0"/>
                 <w:sz w:val="18"/>
               </w:rPr>
               <w:t>0.681</w:t>
@@ -351,17 +316,18 @@
         </w:tc>
         <w:tc>
           <w:tcPr>
-            <w:tcW w:type="dxa" w:w="1696"/>
-            <w:shd w:fill="F0F4FF"/>
+            <w:tcW w:type="dxa" w:w="1080"/>
             <w:vAlign w:val="center"/>
           </w:tcPr>
           <w:p>
             <w:pPr>
               <w:jc w:val="center"/>
             </w:pPr>
+            <w:r/>
             <w:r>
               <w:rPr>
                 <w:rFonts w:ascii="Calibri" w:hAnsi="Calibri"/>
+                <w:b w:val="0"/>
                 <w:sz w:val="18"/>
               </w:rPr>
               <w:t>3,038</w:t>
@@ -370,17 +336,18 @@
         </w:tc>
         <w:tc>
           <w:tcPr>
-            <w:tcW w:type="dxa" w:w="1696"/>
-            <w:shd w:fill="F0F4FF"/>
+            <w:tcW w:type="dxa" w:w="1080"/>
             <w:vAlign w:val="center"/>
           </w:tcPr>
           <w:p>
             <w:pPr>
               <w:jc w:val="center"/>
             </w:pPr>
+            <w:r/>
             <w:r>
               <w:rPr>
                 <w:rFonts w:ascii="Calibri" w:hAnsi="Calibri"/>
+                <w:b w:val="0"/>
                 <w:sz w:val="18"/>
               </w:rPr>
               <w:t>1,851.0</w:t>
@@ -391,16 +358,18 @@
       <w:tr>
         <w:tc>
           <w:tcPr>
-            <w:tcW w:type="dxa" w:w="1696"/>
+            <w:tcW w:type="dxa" w:w="1080"/>
             <w:vAlign w:val="center"/>
           </w:tcPr>
           <w:p>
             <w:pPr>
-              <w:jc w:val="center"/>
+              <w:jc w:val="left"/>
             </w:pPr>
+            <w:r/>
             <w:r>
               <w:rPr>
                 <w:rFonts w:ascii="Calibri" w:hAnsi="Calibri"/>
+                <w:b w:val="0"/>
                 <w:sz w:val="18"/>
               </w:rPr>
               <w:t>Primary</w:t>
@@ -409,16 +378,18 @@
         </w:tc>
         <w:tc>
           <w:tcPr>
-            <w:tcW w:type="dxa" w:w="1696"/>
+            <w:tcW w:type="dxa" w:w="1080"/>
             <w:vAlign w:val="center"/>
           </w:tcPr>
           <w:p>
             <w:pPr>
               <w:jc w:val="center"/>
             </w:pPr>
+            <w:r/>
             <w:r>
               <w:rPr>
                 <w:rFonts w:ascii="Calibri" w:hAnsi="Calibri"/>
+                <w:b w:val="0"/>
                 <w:sz w:val="18"/>
               </w:rPr>
               <w:t>CCT</w:t>
@@ -427,16 +398,18 @@
         </w:tc>
         <w:tc>
           <w:tcPr>
-            <w:tcW w:type="dxa" w:w="1696"/>
+            <w:tcW w:type="dxa" w:w="1080"/>
             <w:vAlign w:val="center"/>
           </w:tcPr>
           <w:p>
             <w:pPr>
               <w:jc w:val="center"/>
             </w:pPr>
+            <w:r/>
             <w:r>
               <w:rPr>
                 <w:rFonts w:ascii="Calibri" w:hAnsi="Calibri"/>
+                <w:b w:val="0"/>
                 <w:sz w:val="18"/>
               </w:rPr>
               <w:t>SVI per 10-pctl</w:t>
@@ -445,16 +418,18 @@
         </w:tc>
         <w:tc>
           <w:tcPr>
-            <w:tcW w:type="dxa" w:w="1696"/>
+            <w:tcW w:type="dxa" w:w="1080"/>
             <w:vAlign w:val="center"/>
           </w:tcPr>
           <w:p>
             <w:pPr>
               <w:jc w:val="center"/>
             </w:pPr>
+            <w:r/>
             <w:r>
               <w:rPr>
                 <w:rFonts w:ascii="Calibri" w:hAnsi="Calibri"/>
+                <w:b w:val="0"/>
                 <w:sz w:val="18"/>
               </w:rPr>
               <w:t>1.020</w:t>
@@ -463,34 +438,38 @@
         </w:tc>
         <w:tc>
           <w:tcPr>
-            <w:tcW w:type="dxa" w:w="1696"/>
+            <w:tcW w:type="dxa" w:w="1080"/>
             <w:vAlign w:val="center"/>
           </w:tcPr>
           <w:p>
             <w:pPr>
               <w:jc w:val="center"/>
             </w:pPr>
+            <w:r/>
             <w:r>
               <w:rPr>
                 <w:rFonts w:ascii="Calibri" w:hAnsi="Calibri"/>
+                <w:b w:val="0"/>
                 <w:sz w:val="18"/>
               </w:rPr>
-              <w:t>0.989–1.053</w:t>
+              <w:t>0.989 - 1.053</w:t>
             </w:r>
           </w:p>
         </w:tc>
         <w:tc>
           <w:tcPr>
-            <w:tcW w:type="dxa" w:w="1696"/>
+            <w:tcW w:type="dxa" w:w="1080"/>
             <w:vAlign w:val="center"/>
           </w:tcPr>
           <w:p>
             <w:pPr>
               <w:jc w:val="center"/>
             </w:pPr>
+            <w:r/>
             <w:r>
               <w:rPr>
                 <w:rFonts w:ascii="Calibri" w:hAnsi="Calibri"/>
+                <w:b w:val="0"/>
                 <w:sz w:val="18"/>
               </w:rPr>
               <w:t>0.213</w:t>
@@ -499,16 +478,18 @@
         </w:tc>
         <w:tc>
           <w:tcPr>
-            <w:tcW w:type="dxa" w:w="1696"/>
+            <w:tcW w:type="dxa" w:w="1080"/>
             <w:vAlign w:val="center"/>
           </w:tcPr>
           <w:p>
             <w:pPr>
               <w:jc w:val="center"/>
             </w:pPr>
+            <w:r/>
             <w:r>
               <w:rPr>
                 <w:rFonts w:ascii="Calibri" w:hAnsi="Calibri"/>
+                <w:b w:val="0"/>
                 <w:sz w:val="18"/>
               </w:rPr>
               <w:t>3,038</w:t>
@@ -517,16 +498,18 @@
         </w:tc>
         <w:tc>
           <w:tcPr>
-            <w:tcW w:type="dxa" w:w="1696"/>
+            <w:tcW w:type="dxa" w:w="1080"/>
             <w:vAlign w:val="center"/>
           </w:tcPr>
           <w:p>
             <w:pPr>
               <w:jc w:val="center"/>
             </w:pPr>
+            <w:r/>
             <w:r>
               <w:rPr>
                 <w:rFonts w:ascii="Calibri" w:hAnsi="Calibri"/>
+                <w:b w:val="0"/>
                 <w:sz w:val="18"/>
               </w:rPr>
               <w:t>3,071.3</w:t>
@@ -537,36 +520,38 @@
       <w:tr>
         <w:tc>
           <w:tcPr>
-            <w:tcW w:type="dxa" w:w="1696"/>
-            <w:shd w:fill="F0F4FF"/>
+            <w:tcW w:type="dxa" w:w="1080"/>
+            <w:vAlign w:val="center"/>
+          </w:tcPr>
+          <w:p>
+            <w:pPr>
+              <w:jc w:val="left"/>
+            </w:pPr>
+            <w:r/>
+            <w:r>
+              <w:rPr>
+                <w:rFonts w:ascii="Calibri" w:hAnsi="Calibri"/>
+                <w:b w:val="0"/>
+                <w:sz w:val="18"/>
+              </w:rPr>
+              <w:t>Quartile</w:t>
+            </w:r>
+          </w:p>
+        </w:tc>
+        <w:tc>
+          <w:tcPr>
+            <w:tcW w:type="dxa" w:w="1080"/>
             <w:vAlign w:val="center"/>
           </w:tcPr>
           <w:p>
             <w:pPr>
               <w:jc w:val="center"/>
             </w:pPr>
+            <w:r/>
             <w:r>
               <w:rPr>
                 <w:rFonts w:ascii="Calibri" w:hAnsi="Calibri"/>
-                <w:sz w:val="18"/>
-              </w:rPr>
-              <w:t>SVI Quartile (vs Q1)</w:t>
-            </w:r>
-          </w:p>
-        </w:tc>
-        <w:tc>
-          <w:tcPr>
-            <w:tcW w:type="dxa" w:w="1696"/>
-            <w:shd w:fill="F0F4FF"/>
-            <w:vAlign w:val="center"/>
-          </w:tcPr>
-          <w:p>
-            <w:pPr>
-              <w:jc w:val="center"/>
-            </w:pPr>
-            <w:r>
-              <w:rPr>
-                <w:rFonts w:ascii="Calibri" w:hAnsi="Calibri"/>
+                <w:b w:val="0"/>
                 <w:sz w:val="18"/>
               </w:rPr>
               <w:t>CMR</w:t>
@@ -575,36 +560,38 @@
         </w:tc>
         <w:tc>
           <w:tcPr>
-            <w:tcW w:type="dxa" w:w="1696"/>
-            <w:shd w:fill="F0F4FF"/>
+            <w:tcW w:type="dxa" w:w="1080"/>
             <w:vAlign w:val="center"/>
           </w:tcPr>
           <w:p>
             <w:pPr>
               <w:jc w:val="center"/>
             </w:pPr>
+            <w:r/>
             <w:r>
               <w:rPr>
                 <w:rFonts w:ascii="Calibri" w:hAnsi="Calibri"/>
+                <w:b w:val="0"/>
                 <w:sz w:val="18"/>
               </w:rPr>
-              <w:t>Q2</w:t>
+              <w:t>Q2 vs Q1</w:t>
             </w:r>
           </w:p>
         </w:tc>
         <w:tc>
           <w:tcPr>
-            <w:tcW w:type="dxa" w:w="1696"/>
-            <w:shd w:fill="F0F4FF"/>
+            <w:tcW w:type="dxa" w:w="1080"/>
             <w:vAlign w:val="center"/>
           </w:tcPr>
           <w:p>
             <w:pPr>
               <w:jc w:val="center"/>
             </w:pPr>
+            <w:r/>
             <w:r>
               <w:rPr>
                 <w:rFonts w:ascii="Calibri" w:hAnsi="Calibri"/>
+                <w:b w:val="0"/>
                 <w:sz w:val="18"/>
               </w:rPr>
               <w:t>0.949</w:t>
@@ -613,36 +600,38 @@
         </w:tc>
         <w:tc>
           <w:tcPr>
-            <w:tcW w:type="dxa" w:w="1696"/>
-            <w:shd w:fill="F0F4FF"/>
+            <w:tcW w:type="dxa" w:w="1080"/>
             <w:vAlign w:val="center"/>
           </w:tcPr>
           <w:p>
             <w:pPr>
               <w:jc w:val="center"/>
             </w:pPr>
+            <w:r/>
             <w:r>
               <w:rPr>
                 <w:rFonts w:ascii="Calibri" w:hAnsi="Calibri"/>
+                <w:b w:val="0"/>
                 <w:sz w:val="18"/>
               </w:rPr>
-              <w:t>0.682–1.320</w:t>
+              <w:t>0.682 - 1.320</w:t>
             </w:r>
           </w:p>
         </w:tc>
         <w:tc>
           <w:tcPr>
-            <w:tcW w:type="dxa" w:w="1696"/>
-            <w:shd w:fill="F0F4FF"/>
+            <w:tcW w:type="dxa" w:w="1080"/>
             <w:vAlign w:val="center"/>
           </w:tcPr>
           <w:p>
             <w:pPr>
               <w:jc w:val="center"/>
             </w:pPr>
+            <w:r/>
             <w:r>
               <w:rPr>
                 <w:rFonts w:ascii="Calibri" w:hAnsi="Calibri"/>
+                <w:b w:val="0"/>
                 <w:sz w:val="18"/>
               </w:rPr>
               <w:t>0.756</w:t>
@@ -651,17 +640,18 @@
         </w:tc>
         <w:tc>
           <w:tcPr>
-            <w:tcW w:type="dxa" w:w="1696"/>
-            <w:shd w:fill="F0F4FF"/>
+            <w:tcW w:type="dxa" w:w="1080"/>
             <w:vAlign w:val="center"/>
           </w:tcPr>
           <w:p>
             <w:pPr>
               <w:jc w:val="center"/>
             </w:pPr>
+            <w:r/>
             <w:r>
               <w:rPr>
                 <w:rFonts w:ascii="Calibri" w:hAnsi="Calibri"/>
+                <w:b w:val="0"/>
                 <w:sz w:val="18"/>
               </w:rPr>
               <w:t>3,038</w:t>
@@ -670,17 +660,18 @@
         </w:tc>
         <w:tc>
           <w:tcPr>
-            <w:tcW w:type="dxa" w:w="1696"/>
-            <w:shd w:fill="F0F4FF"/>
+            <w:tcW w:type="dxa" w:w="1080"/>
             <w:vAlign w:val="center"/>
           </w:tcPr>
           <w:p>
             <w:pPr>
               <w:jc w:val="center"/>
             </w:pPr>
+            <w:r/>
             <w:r>
               <w:rPr>
                 <w:rFonts w:ascii="Calibri" w:hAnsi="Calibri"/>
+                <w:b w:val="0"/>
                 <w:sz w:val="18"/>
               </w:rPr>
               <w:t>1,854.3</w:t>
@@ -691,33 +682,38 @@
       <w:tr>
         <w:tc>
           <w:tcPr>
-            <w:tcW w:type="dxa" w:w="1696"/>
+            <w:tcW w:type="dxa" w:w="1080"/>
+            <w:vAlign w:val="center"/>
+          </w:tcPr>
+          <w:p>
+            <w:pPr>
+              <w:jc w:val="left"/>
+            </w:pPr>
+            <w:r/>
+            <w:r>
+              <w:rPr>
+                <w:rFonts w:ascii="Calibri" w:hAnsi="Calibri"/>
+                <w:b w:val="0"/>
+                <w:sz w:val="18"/>
+              </w:rPr>
+              <w:t>Quartile</w:t>
+            </w:r>
+          </w:p>
+        </w:tc>
+        <w:tc>
+          <w:tcPr>
+            <w:tcW w:type="dxa" w:w="1080"/>
             <w:vAlign w:val="center"/>
           </w:tcPr>
           <w:p>
             <w:pPr>
               <w:jc w:val="center"/>
             </w:pPr>
+            <w:r/>
             <w:r>
               <w:rPr>
                 <w:rFonts w:ascii="Calibri" w:hAnsi="Calibri"/>
-                <w:sz w:val="18"/>
-              </w:rPr>
-            </w:r>
-          </w:p>
-        </w:tc>
-        <w:tc>
-          <w:tcPr>
-            <w:tcW w:type="dxa" w:w="1696"/>
-            <w:vAlign w:val="center"/>
-          </w:tcPr>
-          <w:p>
-            <w:pPr>
-              <w:jc w:val="center"/>
-            </w:pPr>
-            <w:r>
-              <w:rPr>
-                <w:rFonts w:ascii="Calibri" w:hAnsi="Calibri"/>
+                <w:b w:val="0"/>
                 <w:sz w:val="18"/>
               </w:rPr>
               <w:t>CMR</w:t>
@@ -726,34 +722,38 @@
         </w:tc>
         <w:tc>
           <w:tcPr>
-            <w:tcW w:type="dxa" w:w="1696"/>
+            <w:tcW w:type="dxa" w:w="1080"/>
             <w:vAlign w:val="center"/>
           </w:tcPr>
           <w:p>
             <w:pPr>
               <w:jc w:val="center"/>
             </w:pPr>
+            <w:r/>
             <w:r>
               <w:rPr>
                 <w:rFonts w:ascii="Calibri" w:hAnsi="Calibri"/>
+                <w:b w:val="0"/>
                 <w:sz w:val="18"/>
               </w:rPr>
-              <w:t>Q3</w:t>
+              <w:t>Q3 vs Q1</w:t>
             </w:r>
           </w:p>
         </w:tc>
         <w:tc>
           <w:tcPr>
-            <w:tcW w:type="dxa" w:w="1696"/>
+            <w:tcW w:type="dxa" w:w="1080"/>
             <w:vAlign w:val="center"/>
           </w:tcPr>
           <w:p>
             <w:pPr>
               <w:jc w:val="center"/>
             </w:pPr>
+            <w:r/>
             <w:r>
               <w:rPr>
                 <w:rFonts w:ascii="Calibri" w:hAnsi="Calibri"/>
+                <w:b w:val="0"/>
                 <w:sz w:val="18"/>
               </w:rPr>
               <w:t>1.049</w:t>
@@ -762,34 +762,38 @@
         </w:tc>
         <w:tc>
           <w:tcPr>
-            <w:tcW w:type="dxa" w:w="1696"/>
+            <w:tcW w:type="dxa" w:w="1080"/>
             <w:vAlign w:val="center"/>
           </w:tcPr>
           <w:p>
             <w:pPr>
               <w:jc w:val="center"/>
             </w:pPr>
+            <w:r/>
             <w:r>
               <w:rPr>
                 <w:rFonts w:ascii="Calibri" w:hAnsi="Calibri"/>
+                <w:b w:val="0"/>
                 <w:sz w:val="18"/>
               </w:rPr>
-              <w:t>0.764–1.442</w:t>
+              <w:t>0.764 - 1.442</w:t>
             </w:r>
           </w:p>
         </w:tc>
         <w:tc>
           <w:tcPr>
-            <w:tcW w:type="dxa" w:w="1696"/>
+            <w:tcW w:type="dxa" w:w="1080"/>
             <w:vAlign w:val="center"/>
           </w:tcPr>
           <w:p>
             <w:pPr>
               <w:jc w:val="center"/>
             </w:pPr>
+            <w:r/>
             <w:r>
               <w:rPr>
                 <w:rFonts w:ascii="Calibri" w:hAnsi="Calibri"/>
+                <w:b w:val="0"/>
                 <w:sz w:val="18"/>
               </w:rPr>
               <w:t>0.766</w:t>
@@ -798,35 +802,41 @@
         </w:tc>
         <w:tc>
           <w:tcPr>
-            <w:tcW w:type="dxa" w:w="1696"/>
+            <w:tcW w:type="dxa" w:w="1080"/>
             <w:vAlign w:val="center"/>
           </w:tcPr>
           <w:p>
             <w:pPr>
               <w:jc w:val="center"/>
             </w:pPr>
+            <w:r/>
             <w:r>
               <w:rPr>
                 <w:rFonts w:ascii="Calibri" w:hAnsi="Calibri"/>
+                <w:b w:val="0"/>
                 <w:sz w:val="18"/>
               </w:rPr>
+              <w:t>3,038</w:t>
             </w:r>
           </w:p>
         </w:tc>
         <w:tc>
           <w:tcPr>
-            <w:tcW w:type="dxa" w:w="1696"/>
+            <w:tcW w:type="dxa" w:w="1080"/>
             <w:vAlign w:val="center"/>
           </w:tcPr>
           <w:p>
             <w:pPr>
               <w:jc w:val="center"/>
             </w:pPr>
+            <w:r/>
             <w:r>
               <w:rPr>
                 <w:rFonts w:ascii="Calibri" w:hAnsi="Calibri"/>
+                <w:b w:val="0"/>
                 <w:sz w:val="18"/>
               </w:rPr>
+              <w:t>--</w:t>
             </w:r>
           </w:p>
         </w:tc>
@@ -834,35 +844,38 @@
       <w:tr>
         <w:tc>
           <w:tcPr>
-            <w:tcW w:type="dxa" w:w="1696"/>
-            <w:shd w:fill="F0F4FF"/>
+            <w:tcW w:type="dxa" w:w="1080"/>
+            <w:vAlign w:val="center"/>
+          </w:tcPr>
+          <w:p>
+            <w:pPr>
+              <w:jc w:val="left"/>
+            </w:pPr>
+            <w:r/>
+            <w:r>
+              <w:rPr>
+                <w:rFonts w:ascii="Calibri" w:hAnsi="Calibri"/>
+                <w:b w:val="0"/>
+                <w:sz w:val="18"/>
+              </w:rPr>
+              <w:t>Quartile</w:t>
+            </w:r>
+          </w:p>
+        </w:tc>
+        <w:tc>
+          <w:tcPr>
+            <w:tcW w:type="dxa" w:w="1080"/>
             <w:vAlign w:val="center"/>
           </w:tcPr>
           <w:p>
             <w:pPr>
               <w:jc w:val="center"/>
             </w:pPr>
+            <w:r/>
             <w:r>
               <w:rPr>
                 <w:rFonts w:ascii="Calibri" w:hAnsi="Calibri"/>
-                <w:sz w:val="18"/>
-              </w:rPr>
-            </w:r>
-          </w:p>
-        </w:tc>
-        <w:tc>
-          <w:tcPr>
-            <w:tcW w:type="dxa" w:w="1696"/>
-            <w:shd w:fill="F0F4FF"/>
-            <w:vAlign w:val="center"/>
-          </w:tcPr>
-          <w:p>
-            <w:pPr>
-              <w:jc w:val="center"/>
-            </w:pPr>
-            <w:r>
-              <w:rPr>
-                <w:rFonts w:ascii="Calibri" w:hAnsi="Calibri"/>
+                <w:b w:val="0"/>
                 <w:sz w:val="18"/>
               </w:rPr>
               <w:t>CMR</w:t>
@@ -871,36 +884,38 @@
         </w:tc>
         <w:tc>
           <w:tcPr>
-            <w:tcW w:type="dxa" w:w="1696"/>
-            <w:shd w:fill="F0F4FF"/>
+            <w:tcW w:type="dxa" w:w="1080"/>
             <w:vAlign w:val="center"/>
           </w:tcPr>
           <w:p>
             <w:pPr>
               <w:jc w:val="center"/>
             </w:pPr>
+            <w:r/>
             <w:r>
               <w:rPr>
                 <w:rFonts w:ascii="Calibri" w:hAnsi="Calibri"/>
+                <w:b w:val="0"/>
                 <w:sz w:val="18"/>
               </w:rPr>
-              <w:t>Q4</w:t>
+              <w:t>Q4 vs Q1</w:t>
             </w:r>
           </w:p>
         </w:tc>
         <w:tc>
           <w:tcPr>
-            <w:tcW w:type="dxa" w:w="1696"/>
-            <w:shd w:fill="F0F4FF"/>
+            <w:tcW w:type="dxa" w:w="1080"/>
             <w:vAlign w:val="center"/>
           </w:tcPr>
           <w:p>
             <w:pPr>
               <w:jc w:val="center"/>
             </w:pPr>
+            <w:r/>
             <w:r>
               <w:rPr>
                 <w:rFonts w:ascii="Calibri" w:hAnsi="Calibri"/>
+                <w:b w:val="0"/>
                 <w:sz w:val="18"/>
               </w:rPr>
               <w:t>0.928</w:t>
@@ -909,36 +924,38 @@
         </w:tc>
         <w:tc>
           <w:tcPr>
-            <w:tcW w:type="dxa" w:w="1696"/>
-            <w:shd w:fill="F0F4FF"/>
+            <w:tcW w:type="dxa" w:w="1080"/>
             <w:vAlign w:val="center"/>
           </w:tcPr>
           <w:p>
             <w:pPr>
               <w:jc w:val="center"/>
             </w:pPr>
+            <w:r/>
             <w:r>
               <w:rPr>
                 <w:rFonts w:ascii="Calibri" w:hAnsi="Calibri"/>
+                <w:b w:val="0"/>
                 <w:sz w:val="18"/>
               </w:rPr>
-              <w:t>0.667–1.290</w:t>
+              <w:t>0.667 - 1.290</w:t>
             </w:r>
           </w:p>
         </w:tc>
         <w:tc>
           <w:tcPr>
-            <w:tcW w:type="dxa" w:w="1696"/>
-            <w:shd w:fill="F0F4FF"/>
+            <w:tcW w:type="dxa" w:w="1080"/>
             <w:vAlign w:val="center"/>
           </w:tcPr>
           <w:p>
             <w:pPr>
               <w:jc w:val="center"/>
             </w:pPr>
+            <w:r/>
             <w:r>
               <w:rPr>
                 <w:rFonts w:ascii="Calibri" w:hAnsi="Calibri"/>
+                <w:b w:val="0"/>
                 <w:sz w:val="18"/>
               </w:rPr>
               <w:t>0.655</w:t>
@@ -947,37 +964,41 @@
         </w:tc>
         <w:tc>
           <w:tcPr>
-            <w:tcW w:type="dxa" w:w="1696"/>
-            <w:shd w:fill="F0F4FF"/>
+            <w:tcW w:type="dxa" w:w="1080"/>
             <w:vAlign w:val="center"/>
           </w:tcPr>
           <w:p>
             <w:pPr>
               <w:jc w:val="center"/>
             </w:pPr>
+            <w:r/>
             <w:r>
               <w:rPr>
                 <w:rFonts w:ascii="Calibri" w:hAnsi="Calibri"/>
+                <w:b w:val="0"/>
                 <w:sz w:val="18"/>
               </w:rPr>
+              <w:t>3,038</w:t>
             </w:r>
           </w:p>
         </w:tc>
         <w:tc>
           <w:tcPr>
-            <w:tcW w:type="dxa" w:w="1696"/>
-            <w:shd w:fill="F0F4FF"/>
+            <w:tcW w:type="dxa" w:w="1080"/>
             <w:vAlign w:val="center"/>
           </w:tcPr>
           <w:p>
             <w:pPr>
               <w:jc w:val="center"/>
             </w:pPr>
+            <w:r/>
             <w:r>
               <w:rPr>
                 <w:rFonts w:ascii="Calibri" w:hAnsi="Calibri"/>
+                <w:b w:val="0"/>
                 <w:sz w:val="18"/>
               </w:rPr>
+              <w:t>--</w:t>
             </w:r>
           </w:p>
         </w:tc>
@@ -985,34 +1006,38 @@
       <w:tr>
         <w:tc>
           <w:tcPr>
-            <w:tcW w:type="dxa" w:w="1696"/>
+            <w:tcW w:type="dxa" w:w="1080"/>
+            <w:vAlign w:val="center"/>
+          </w:tcPr>
+          <w:p>
+            <w:pPr>
+              <w:jc w:val="left"/>
+            </w:pPr>
+            <w:r/>
+            <w:r>
+              <w:rPr>
+                <w:rFonts w:ascii="Calibri" w:hAnsi="Calibri"/>
+                <w:b w:val="0"/>
+                <w:sz w:val="18"/>
+              </w:rPr>
+              <w:t>Quartile</w:t>
+            </w:r>
+          </w:p>
+        </w:tc>
+        <w:tc>
+          <w:tcPr>
+            <w:tcW w:type="dxa" w:w="1080"/>
             <w:vAlign w:val="center"/>
           </w:tcPr>
           <w:p>
             <w:pPr>
               <w:jc w:val="center"/>
             </w:pPr>
+            <w:r/>
             <w:r>
               <w:rPr>
                 <w:rFonts w:ascii="Calibri" w:hAnsi="Calibri"/>
-                <w:sz w:val="18"/>
-              </w:rPr>
-              <w:t>SVI Quartile (vs Q1)</w:t>
-            </w:r>
-          </w:p>
-        </w:tc>
-        <w:tc>
-          <w:tcPr>
-            <w:tcW w:type="dxa" w:w="1696"/>
-            <w:vAlign w:val="center"/>
-          </w:tcPr>
-          <w:p>
-            <w:pPr>
-              <w:jc w:val="center"/>
-            </w:pPr>
-            <w:r>
-              <w:rPr>
-                <w:rFonts w:ascii="Calibri" w:hAnsi="Calibri"/>
+                <w:b w:val="0"/>
                 <w:sz w:val="18"/>
               </w:rPr>
               <w:t>CCT</w:t>
@@ -1021,34 +1046,38 @@
         </w:tc>
         <w:tc>
           <w:tcPr>
-            <w:tcW w:type="dxa" w:w="1696"/>
+            <w:tcW w:type="dxa" w:w="1080"/>
             <w:vAlign w:val="center"/>
           </w:tcPr>
           <w:p>
             <w:pPr>
               <w:jc w:val="center"/>
             </w:pPr>
+            <w:r/>
             <w:r>
               <w:rPr>
                 <w:rFonts w:ascii="Calibri" w:hAnsi="Calibri"/>
+                <w:b w:val="0"/>
                 <w:sz w:val="18"/>
               </w:rPr>
-              <w:t>Q2</w:t>
+              <w:t>Q2 vs Q1</w:t>
             </w:r>
           </w:p>
         </w:tc>
         <w:tc>
           <w:tcPr>
-            <w:tcW w:type="dxa" w:w="1696"/>
+            <w:tcW w:type="dxa" w:w="1080"/>
             <w:vAlign w:val="center"/>
           </w:tcPr>
           <w:p>
             <w:pPr>
               <w:jc w:val="center"/>
             </w:pPr>
+            <w:r/>
             <w:r>
               <w:rPr>
                 <w:rFonts w:ascii="Calibri" w:hAnsi="Calibri"/>
+                <w:b w:val="0"/>
                 <w:sz w:val="18"/>
               </w:rPr>
               <w:t>1.204</w:t>
@@ -1057,34 +1086,38 @@
         </w:tc>
         <w:tc>
           <w:tcPr>
-            <w:tcW w:type="dxa" w:w="1696"/>
+            <w:tcW w:type="dxa" w:w="1080"/>
             <w:vAlign w:val="center"/>
           </w:tcPr>
           <w:p>
             <w:pPr>
               <w:jc w:val="center"/>
             </w:pPr>
+            <w:r/>
             <w:r>
               <w:rPr>
                 <w:rFonts w:ascii="Calibri" w:hAnsi="Calibri"/>
+                <w:b w:val="0"/>
                 <w:sz w:val="18"/>
               </w:rPr>
-              <w:t>0.926–1.564</w:t>
+              <w:t>0.926 - 1.564</w:t>
             </w:r>
           </w:p>
         </w:tc>
         <w:tc>
           <w:tcPr>
-            <w:tcW w:type="dxa" w:w="1696"/>
+            <w:tcW w:type="dxa" w:w="1080"/>
             <w:vAlign w:val="center"/>
           </w:tcPr>
           <w:p>
             <w:pPr>
               <w:jc w:val="center"/>
             </w:pPr>
+            <w:r/>
             <w:r>
               <w:rPr>
                 <w:rFonts w:ascii="Calibri" w:hAnsi="Calibri"/>
+                <w:b w:val="0"/>
                 <w:sz w:val="18"/>
               </w:rPr>
               <w:t>0.166</w:t>
@@ -1093,16 +1126,18 @@
         </w:tc>
         <w:tc>
           <w:tcPr>
-            <w:tcW w:type="dxa" w:w="1696"/>
+            <w:tcW w:type="dxa" w:w="1080"/>
             <w:vAlign w:val="center"/>
           </w:tcPr>
           <w:p>
             <w:pPr>
               <w:jc w:val="center"/>
             </w:pPr>
+            <w:r/>
             <w:r>
               <w:rPr>
                 <w:rFonts w:ascii="Calibri" w:hAnsi="Calibri"/>
+                <w:b w:val="0"/>
                 <w:sz w:val="18"/>
               </w:rPr>
               <w:t>3,038</w:t>
@@ -1111,16 +1146,18 @@
         </w:tc>
         <w:tc>
           <w:tcPr>
-            <w:tcW w:type="dxa" w:w="1696"/>
+            <w:tcW w:type="dxa" w:w="1080"/>
             <w:vAlign w:val="center"/>
           </w:tcPr>
           <w:p>
             <w:pPr>
               <w:jc w:val="center"/>
             </w:pPr>
+            <w:r/>
             <w:r>
               <w:rPr>
                 <w:rFonts w:ascii="Calibri" w:hAnsi="Calibri"/>
+                <w:b w:val="0"/>
                 <w:sz w:val="18"/>
               </w:rPr>
               <w:t>3,072.1</w:t>
@@ -1131,35 +1168,38 @@
       <w:tr>
         <w:tc>
           <w:tcPr>
-            <w:tcW w:type="dxa" w:w="1696"/>
-            <w:shd w:fill="F0F4FF"/>
+            <w:tcW w:type="dxa" w:w="1080"/>
+            <w:vAlign w:val="center"/>
+          </w:tcPr>
+          <w:p>
+            <w:pPr>
+              <w:jc w:val="left"/>
+            </w:pPr>
+            <w:r/>
+            <w:r>
+              <w:rPr>
+                <w:rFonts w:ascii="Calibri" w:hAnsi="Calibri"/>
+                <w:b w:val="0"/>
+                <w:sz w:val="18"/>
+              </w:rPr>
+              <w:t>Quartile</w:t>
+            </w:r>
+          </w:p>
+        </w:tc>
+        <w:tc>
+          <w:tcPr>
+            <w:tcW w:type="dxa" w:w="1080"/>
             <w:vAlign w:val="center"/>
           </w:tcPr>
           <w:p>
             <w:pPr>
               <w:jc w:val="center"/>
             </w:pPr>
+            <w:r/>
             <w:r>
               <w:rPr>
                 <w:rFonts w:ascii="Calibri" w:hAnsi="Calibri"/>
-                <w:sz w:val="18"/>
-              </w:rPr>
-            </w:r>
-          </w:p>
-        </w:tc>
-        <w:tc>
-          <w:tcPr>
-            <w:tcW w:type="dxa" w:w="1696"/>
-            <w:shd w:fill="F0F4FF"/>
-            <w:vAlign w:val="center"/>
-          </w:tcPr>
-          <w:p>
-            <w:pPr>
-              <w:jc w:val="center"/>
-            </w:pPr>
-            <w:r>
-              <w:rPr>
-                <w:rFonts w:ascii="Calibri" w:hAnsi="Calibri"/>
+                <w:b w:val="0"/>
                 <w:sz w:val="18"/>
               </w:rPr>
               <w:t>CCT</w:t>
@@ -1168,36 +1208,38 @@
         </w:tc>
         <w:tc>
           <w:tcPr>
-            <w:tcW w:type="dxa" w:w="1696"/>
-            <w:shd w:fill="F0F4FF"/>
+            <w:tcW w:type="dxa" w:w="1080"/>
             <w:vAlign w:val="center"/>
           </w:tcPr>
           <w:p>
             <w:pPr>
               <w:jc w:val="center"/>
             </w:pPr>
+            <w:r/>
             <w:r>
               <w:rPr>
                 <w:rFonts w:ascii="Calibri" w:hAnsi="Calibri"/>
+                <w:b w:val="0"/>
                 <w:sz w:val="18"/>
               </w:rPr>
-              <w:t>Q3</w:t>
+              <w:t>Q3 vs Q1</w:t>
             </w:r>
           </w:p>
         </w:tc>
         <w:tc>
           <w:tcPr>
-            <w:tcW w:type="dxa" w:w="1696"/>
-            <w:shd w:fill="F0F4FF"/>
+            <w:tcW w:type="dxa" w:w="1080"/>
             <w:vAlign w:val="center"/>
           </w:tcPr>
           <w:p>
             <w:pPr>
               <w:jc w:val="center"/>
             </w:pPr>
+            <w:r/>
             <w:r>
               <w:rPr>
                 <w:rFonts w:ascii="Calibri" w:hAnsi="Calibri"/>
+                <w:b w:val="0"/>
                 <w:sz w:val="18"/>
               </w:rPr>
               <w:t>1.310</w:t>
@@ -1206,75 +1248,81 @@
         </w:tc>
         <w:tc>
           <w:tcPr>
-            <w:tcW w:type="dxa" w:w="1696"/>
-            <w:shd w:fill="F0F4FF"/>
+            <w:tcW w:type="dxa" w:w="1080"/>
             <w:vAlign w:val="center"/>
           </w:tcPr>
           <w:p>
             <w:pPr>
               <w:jc w:val="center"/>
             </w:pPr>
+            <w:r/>
             <w:r>
               <w:rPr>
                 <w:rFonts w:ascii="Calibri" w:hAnsi="Calibri"/>
+                <w:b w:val="0"/>
                 <w:sz w:val="18"/>
               </w:rPr>
-              <w:t>1.015–1.690</w:t>
+              <w:t>1.015 - 1.690</w:t>
             </w:r>
           </w:p>
         </w:tc>
         <w:tc>
           <w:tcPr>
-            <w:tcW w:type="dxa" w:w="1696"/>
-            <w:shd w:fill="F0F4FF"/>
+            <w:tcW w:type="dxa" w:w="1080"/>
             <w:vAlign w:val="center"/>
           </w:tcPr>
           <w:p>
             <w:pPr>
               <w:jc w:val="center"/>
             </w:pPr>
+            <w:r/>
             <w:r>
               <w:rPr>
                 <w:rFonts w:ascii="Calibri" w:hAnsi="Calibri"/>
+                <w:b w:val="0"/>
                 <w:sz w:val="18"/>
               </w:rPr>
-              <w:t>0.038*</w:t>
+              <w:t>0.038</w:t>
             </w:r>
           </w:p>
         </w:tc>
         <w:tc>
           <w:tcPr>
-            <w:tcW w:type="dxa" w:w="1696"/>
-            <w:shd w:fill="F0F4FF"/>
+            <w:tcW w:type="dxa" w:w="1080"/>
             <w:vAlign w:val="center"/>
           </w:tcPr>
           <w:p>
             <w:pPr>
               <w:jc w:val="center"/>
             </w:pPr>
+            <w:r/>
             <w:r>
               <w:rPr>
                 <w:rFonts w:ascii="Calibri" w:hAnsi="Calibri"/>
+                <w:b w:val="0"/>
                 <w:sz w:val="18"/>
               </w:rPr>
+              <w:t>3,038</w:t>
             </w:r>
           </w:p>
         </w:tc>
         <w:tc>
           <w:tcPr>
-            <w:tcW w:type="dxa" w:w="1696"/>
-            <w:shd w:fill="F0F4FF"/>
+            <w:tcW w:type="dxa" w:w="1080"/>
             <w:vAlign w:val="center"/>
           </w:tcPr>
           <w:p>
             <w:pPr>
               <w:jc w:val="center"/>
             </w:pPr>
+            <w:r/>
             <w:r>
               <w:rPr>
                 <w:rFonts w:ascii="Calibri" w:hAnsi="Calibri"/>
+                <w:b w:val="0"/>
                 <w:sz w:val="18"/>
               </w:rPr>
+              <w:t>--</w:t>
             </w:r>
           </w:p>
         </w:tc>
@@ -1282,33 +1330,38 @@
       <w:tr>
         <w:tc>
           <w:tcPr>
-            <w:tcW w:type="dxa" w:w="1696"/>
+            <w:tcW w:type="dxa" w:w="1080"/>
+            <w:vAlign w:val="center"/>
+          </w:tcPr>
+          <w:p>
+            <w:pPr>
+              <w:jc w:val="left"/>
+            </w:pPr>
+            <w:r/>
+            <w:r>
+              <w:rPr>
+                <w:rFonts w:ascii="Calibri" w:hAnsi="Calibri"/>
+                <w:b w:val="0"/>
+                <w:sz w:val="18"/>
+              </w:rPr>
+              <w:t>Quartile</w:t>
+            </w:r>
+          </w:p>
+        </w:tc>
+        <w:tc>
+          <w:tcPr>
+            <w:tcW w:type="dxa" w:w="1080"/>
             <w:vAlign w:val="center"/>
           </w:tcPr>
           <w:p>
             <w:pPr>
               <w:jc w:val="center"/>
             </w:pPr>
+            <w:r/>
             <w:r>
               <w:rPr>
                 <w:rFonts w:ascii="Calibri" w:hAnsi="Calibri"/>
-                <w:sz w:val="18"/>
-              </w:rPr>
-            </w:r>
-          </w:p>
-        </w:tc>
-        <w:tc>
-          <w:tcPr>
-            <w:tcW w:type="dxa" w:w="1696"/>
-            <w:vAlign w:val="center"/>
-          </w:tcPr>
-          <w:p>
-            <w:pPr>
-              <w:jc w:val="center"/>
-            </w:pPr>
-            <w:r>
-              <w:rPr>
-                <w:rFonts w:ascii="Calibri" w:hAnsi="Calibri"/>
+                <w:b w:val="0"/>
                 <w:sz w:val="18"/>
               </w:rPr>
               <w:t>CCT</w:t>
@@ -1317,34 +1370,38 @@
         </w:tc>
         <w:tc>
           <w:tcPr>
-            <w:tcW w:type="dxa" w:w="1696"/>
+            <w:tcW w:type="dxa" w:w="1080"/>
             <w:vAlign w:val="center"/>
           </w:tcPr>
           <w:p>
             <w:pPr>
               <w:jc w:val="center"/>
             </w:pPr>
+            <w:r/>
             <w:r>
               <w:rPr>
                 <w:rFonts w:ascii="Calibri" w:hAnsi="Calibri"/>
+                <w:b w:val="0"/>
                 <w:sz w:val="18"/>
               </w:rPr>
-              <w:t>Q4</w:t>
+              <w:t>Q4 vs Q1</w:t>
             </w:r>
           </w:p>
         </w:tc>
         <w:tc>
           <w:tcPr>
-            <w:tcW w:type="dxa" w:w="1696"/>
+            <w:tcW w:type="dxa" w:w="1080"/>
             <w:vAlign w:val="center"/>
           </w:tcPr>
           <w:p>
             <w:pPr>
               <w:jc w:val="center"/>
             </w:pPr>
+            <w:r/>
             <w:r>
               <w:rPr>
                 <w:rFonts w:ascii="Calibri" w:hAnsi="Calibri"/>
+                <w:b w:val="0"/>
                 <w:sz w:val="18"/>
               </w:rPr>
               <w:t>1.174</w:t>
@@ -1353,34 +1410,38 @@
         </w:tc>
         <w:tc>
           <w:tcPr>
-            <w:tcW w:type="dxa" w:w="1696"/>
+            <w:tcW w:type="dxa" w:w="1080"/>
             <w:vAlign w:val="center"/>
           </w:tcPr>
           <w:p>
             <w:pPr>
               <w:jc w:val="center"/>
             </w:pPr>
+            <w:r/>
             <w:r>
               <w:rPr>
                 <w:rFonts w:ascii="Calibri" w:hAnsi="Calibri"/>
+                <w:b w:val="0"/>
                 <w:sz w:val="18"/>
               </w:rPr>
-              <w:t>0.902–1.528</w:t>
+              <w:t>0.902 - 1.528</w:t>
             </w:r>
           </w:p>
         </w:tc>
         <w:tc>
           <w:tcPr>
-            <w:tcW w:type="dxa" w:w="1696"/>
+            <w:tcW w:type="dxa" w:w="1080"/>
             <w:vAlign w:val="center"/>
           </w:tcPr>
           <w:p>
             <w:pPr>
               <w:jc w:val="center"/>
             </w:pPr>
+            <w:r/>
             <w:r>
               <w:rPr>
                 <w:rFonts w:ascii="Calibri" w:hAnsi="Calibri"/>
+                <w:b w:val="0"/>
                 <w:sz w:val="18"/>
               </w:rPr>
               <w:t>0.233</w:t>
@@ -1389,667 +1450,41 @@
         </w:tc>
         <w:tc>
           <w:tcPr>
-            <w:tcW w:type="dxa" w:w="1696"/>
+            <w:tcW w:type="dxa" w:w="1080"/>
             <w:vAlign w:val="center"/>
           </w:tcPr>
           <w:p>
             <w:pPr>
               <w:jc w:val="center"/>
             </w:pPr>
+            <w:r/>
             <w:r>
               <w:rPr>
                 <w:rFonts w:ascii="Calibri" w:hAnsi="Calibri"/>
+                <w:b w:val="0"/>
                 <w:sz w:val="18"/>
               </w:rPr>
+              <w:t>3,038</w:t>
             </w:r>
           </w:p>
         </w:tc>
         <w:tc>
           <w:tcPr>
-            <w:tcW w:type="dxa" w:w="1696"/>
+            <w:tcW w:type="dxa" w:w="1080"/>
             <w:vAlign w:val="center"/>
           </w:tcPr>
           <w:p>
             <w:pPr>
               <w:jc w:val="center"/>
             </w:pPr>
+            <w:r/>
             <w:r>
               <w:rPr>
                 <w:rFonts w:ascii="Calibri" w:hAnsi="Calibri"/>
+                <w:b w:val="0"/>
                 <w:sz w:val="18"/>
               </w:rPr>
-            </w:r>
-          </w:p>
-        </w:tc>
-      </w:tr>
-      <w:tr>
-        <w:tc>
-          <w:tcPr>
-            <w:tcW w:type="dxa" w:w="1696"/>
-            <w:shd w:fill="F0F4FF"/>
-            <w:vAlign w:val="center"/>
-          </w:tcPr>
-          <w:p>
-            <w:pPr>
-              <w:jc w:val="center"/>
-            </w:pPr>
-            <w:r>
-              <w:rPr>
-                <w:rFonts w:ascii="Calibri" w:hAnsi="Calibri"/>
-                <w:sz w:val="18"/>
-              </w:rPr>
-              <w:t>Metro Only</w:t>
-            </w:r>
-          </w:p>
-        </w:tc>
-        <w:tc>
-          <w:tcPr>
-            <w:tcW w:type="dxa" w:w="1696"/>
-            <w:shd w:fill="F0F4FF"/>
-            <w:vAlign w:val="center"/>
-          </w:tcPr>
-          <w:p>
-            <w:pPr>
-              <w:jc w:val="center"/>
-            </w:pPr>
-            <w:r>
-              <w:rPr>
-                <w:rFonts w:ascii="Calibri" w:hAnsi="Calibri"/>
-                <w:sz w:val="18"/>
-              </w:rPr>
-              <w:t>CMR</w:t>
-            </w:r>
-          </w:p>
-        </w:tc>
-        <w:tc>
-          <w:tcPr>
-            <w:tcW w:type="dxa" w:w="1696"/>
-            <w:shd w:fill="F0F4FF"/>
-            <w:vAlign w:val="center"/>
-          </w:tcPr>
-          <w:p>
-            <w:pPr>
-              <w:jc w:val="center"/>
-            </w:pPr>
-            <w:r>
-              <w:rPr>
-                <w:rFonts w:ascii="Calibri" w:hAnsi="Calibri"/>
-                <w:sz w:val="18"/>
-              </w:rPr>
-              <w:t>SVI per 10-pctl</w:t>
-            </w:r>
-          </w:p>
-        </w:tc>
-        <w:tc>
-          <w:tcPr>
-            <w:tcW w:type="dxa" w:w="1696"/>
-            <w:shd w:fill="F0F4FF"/>
-            <w:vAlign w:val="center"/>
-          </w:tcPr>
-          <w:p>
-            <w:pPr>
-              <w:jc w:val="center"/>
-            </w:pPr>
-            <w:r>
-              <w:rPr>
-                <w:rFonts w:ascii="Calibri" w:hAnsi="Calibri"/>
-                <w:sz w:val="18"/>
-              </w:rPr>
-              <w:t>1.005</w:t>
-            </w:r>
-          </w:p>
-        </w:tc>
-        <w:tc>
-          <w:tcPr>
-            <w:tcW w:type="dxa" w:w="1696"/>
-            <w:shd w:fill="F0F4FF"/>
-            <w:vAlign w:val="center"/>
-          </w:tcPr>
-          <w:p>
-            <w:pPr>
-              <w:jc w:val="center"/>
-            </w:pPr>
-            <w:r>
-              <w:rPr>
-                <w:rFonts w:ascii="Calibri" w:hAnsi="Calibri"/>
-                <w:sz w:val="18"/>
-              </w:rPr>
-              <w:t>0.962–1.050</w:t>
-            </w:r>
-          </w:p>
-        </w:tc>
-        <w:tc>
-          <w:tcPr>
-            <w:tcW w:type="dxa" w:w="1696"/>
-            <w:shd w:fill="F0F4FF"/>
-            <w:vAlign w:val="center"/>
-          </w:tcPr>
-          <w:p>
-            <w:pPr>
-              <w:jc w:val="center"/>
-            </w:pPr>
-            <w:r>
-              <w:rPr>
-                <w:rFonts w:ascii="Calibri" w:hAnsi="Calibri"/>
-                <w:sz w:val="18"/>
-              </w:rPr>
-              <w:t>0.823</w:t>
-            </w:r>
-          </w:p>
-        </w:tc>
-        <w:tc>
-          <w:tcPr>
-            <w:tcW w:type="dxa" w:w="1696"/>
-            <w:shd w:fill="F0F4FF"/>
-            <w:vAlign w:val="center"/>
-          </w:tcPr>
-          <w:p>
-            <w:pPr>
-              <w:jc w:val="center"/>
-            </w:pPr>
-            <w:r>
-              <w:rPr>
-                <w:rFonts w:ascii="Calibri" w:hAnsi="Calibri"/>
-                <w:sz w:val="18"/>
-              </w:rPr>
-              <w:t>1,180</w:t>
-            </w:r>
-          </w:p>
-        </w:tc>
-        <w:tc>
-          <w:tcPr>
-            <w:tcW w:type="dxa" w:w="1696"/>
-            <w:shd w:fill="F0F4FF"/>
-            <w:vAlign w:val="center"/>
-          </w:tcPr>
-          <w:p>
-            <w:pPr>
-              <w:jc w:val="center"/>
-            </w:pPr>
-            <w:r>
-              <w:rPr>
-                <w:rFonts w:ascii="Calibri" w:hAnsi="Calibri"/>
-                <w:sz w:val="18"/>
-              </w:rPr>
-              <w:t>1,618.2</w:t>
-            </w:r>
-          </w:p>
-        </w:tc>
-      </w:tr>
-      <w:tr>
-        <w:tc>
-          <w:tcPr>
-            <w:tcW w:type="dxa" w:w="1696"/>
-            <w:vAlign w:val="center"/>
-          </w:tcPr>
-          <w:p>
-            <w:pPr>
-              <w:jc w:val="center"/>
-            </w:pPr>
-            <w:r>
-              <w:rPr>
-                <w:rFonts w:ascii="Calibri" w:hAnsi="Calibri"/>
-                <w:sz w:val="18"/>
-              </w:rPr>
-              <w:t>Metro Only</w:t>
-            </w:r>
-          </w:p>
-        </w:tc>
-        <w:tc>
-          <w:tcPr>
-            <w:tcW w:type="dxa" w:w="1696"/>
-            <w:vAlign w:val="center"/>
-          </w:tcPr>
-          <w:p>
-            <w:pPr>
-              <w:jc w:val="center"/>
-            </w:pPr>
-            <w:r>
-              <w:rPr>
-                <w:rFonts w:ascii="Calibri" w:hAnsi="Calibri"/>
-                <w:sz w:val="18"/>
-              </w:rPr>
-              <w:t>CCT</w:t>
-            </w:r>
-          </w:p>
-        </w:tc>
-        <w:tc>
-          <w:tcPr>
-            <w:tcW w:type="dxa" w:w="1696"/>
-            <w:vAlign w:val="center"/>
-          </w:tcPr>
-          <w:p>
-            <w:pPr>
-              <w:jc w:val="center"/>
-            </w:pPr>
-            <w:r>
-              <w:rPr>
-                <w:rFonts w:ascii="Calibri" w:hAnsi="Calibri"/>
-                <w:sz w:val="18"/>
-              </w:rPr>
-              <w:t>SVI per 10-pctl</w:t>
-            </w:r>
-          </w:p>
-        </w:tc>
-        <w:tc>
-          <w:tcPr>
-            <w:tcW w:type="dxa" w:w="1696"/>
-            <w:vAlign w:val="center"/>
-          </w:tcPr>
-          <w:p>
-            <w:pPr>
-              <w:jc w:val="center"/>
-            </w:pPr>
-            <w:r>
-              <w:rPr>
-                <w:rFonts w:ascii="Calibri" w:hAnsi="Calibri"/>
-                <w:sz w:val="18"/>
-              </w:rPr>
-              <w:t>1.036</w:t>
-            </w:r>
-          </w:p>
-        </w:tc>
-        <w:tc>
-          <w:tcPr>
-            <w:tcW w:type="dxa" w:w="1696"/>
-            <w:vAlign w:val="center"/>
-          </w:tcPr>
-          <w:p>
-            <w:pPr>
-              <w:jc w:val="center"/>
-            </w:pPr>
-            <w:r>
-              <w:rPr>
-                <w:rFonts w:ascii="Calibri" w:hAnsi="Calibri"/>
-                <w:sz w:val="18"/>
-              </w:rPr>
-              <w:t>0.999–1.075</w:t>
-            </w:r>
-          </w:p>
-        </w:tc>
-        <w:tc>
-          <w:tcPr>
-            <w:tcW w:type="dxa" w:w="1696"/>
-            <w:vAlign w:val="center"/>
-          </w:tcPr>
-          <w:p>
-            <w:pPr>
-              <w:jc w:val="center"/>
-            </w:pPr>
-            <w:r>
-              <w:rPr>
-                <w:rFonts w:ascii="Calibri" w:hAnsi="Calibri"/>
-                <w:sz w:val="18"/>
-              </w:rPr>
-              <w:t>0.054</w:t>
-            </w:r>
-          </w:p>
-        </w:tc>
-        <w:tc>
-          <w:tcPr>
-            <w:tcW w:type="dxa" w:w="1696"/>
-            <w:vAlign w:val="center"/>
-          </w:tcPr>
-          <w:p>
-            <w:pPr>
-              <w:jc w:val="center"/>
-            </w:pPr>
-            <w:r>
-              <w:rPr>
-                <w:rFonts w:ascii="Calibri" w:hAnsi="Calibri"/>
-                <w:sz w:val="18"/>
-              </w:rPr>
-              <w:t>1,180</w:t>
-            </w:r>
-          </w:p>
-        </w:tc>
-        <w:tc>
-          <w:tcPr>
-            <w:tcW w:type="dxa" w:w="1696"/>
-            <w:vAlign w:val="center"/>
-          </w:tcPr>
-          <w:p>
-            <w:pPr>
-              <w:jc w:val="center"/>
-            </w:pPr>
-            <w:r>
-              <w:rPr>
-                <w:rFonts w:ascii="Calibri" w:hAnsi="Calibri"/>
-                <w:sz w:val="18"/>
-              </w:rPr>
-              <w:t>2,311.0</w:t>
-            </w:r>
-          </w:p>
-        </w:tc>
-      </w:tr>
-      <w:tr>
-        <w:tc>
-          <w:tcPr>
-            <w:tcW w:type="dxa" w:w="1696"/>
-            <w:shd w:fill="F0F4FF"/>
-            <w:vAlign w:val="center"/>
-          </w:tcPr>
-          <w:p>
-            <w:pPr>
-              <w:jc w:val="center"/>
-            </w:pPr>
-            <w:r>
-              <w:rPr>
-                <w:rFonts w:ascii="Calibri" w:hAnsi="Calibri"/>
-                <w:sz w:val="18"/>
-              </w:rPr>
-              <w:t>Nonmetro Only</w:t>
-            </w:r>
-          </w:p>
-        </w:tc>
-        <w:tc>
-          <w:tcPr>
-            <w:tcW w:type="dxa" w:w="1696"/>
-            <w:shd w:fill="F0F4FF"/>
-            <w:vAlign w:val="center"/>
-          </w:tcPr>
-          <w:p>
-            <w:pPr>
-              <w:jc w:val="center"/>
-            </w:pPr>
-            <w:r>
-              <w:rPr>
-                <w:rFonts w:ascii="Calibri" w:hAnsi="Calibri"/>
-                <w:sz w:val="18"/>
-              </w:rPr>
-              <w:t>CMR</w:t>
-            </w:r>
-          </w:p>
-        </w:tc>
-        <w:tc>
-          <w:tcPr>
-            <w:tcW w:type="dxa" w:w="1696"/>
-            <w:shd w:fill="F0F4FF"/>
-            <w:vAlign w:val="center"/>
-          </w:tcPr>
-          <w:p>
-            <w:pPr>
-              <w:jc w:val="center"/>
-            </w:pPr>
-            <w:r>
-              <w:rPr>
-                <w:rFonts w:ascii="Calibri" w:hAnsi="Calibri"/>
-                <w:sz w:val="18"/>
-              </w:rPr>
-              <w:t>SVI per 10-pctl</w:t>
-            </w:r>
-          </w:p>
-        </w:tc>
-        <w:tc>
-          <w:tcPr>
-            <w:tcW w:type="dxa" w:w="1696"/>
-            <w:shd w:fill="F0F4FF"/>
-            <w:vAlign w:val="center"/>
-          </w:tcPr>
-          <w:p>
-            <w:pPr>
-              <w:jc w:val="center"/>
-            </w:pPr>
-            <w:r>
-              <w:rPr>
-                <w:rFonts w:ascii="Calibri" w:hAnsi="Calibri"/>
-                <w:sz w:val="18"/>
-              </w:rPr>
-              <w:t>0.814</w:t>
-            </w:r>
-          </w:p>
-        </w:tc>
-        <w:tc>
-          <w:tcPr>
-            <w:tcW w:type="dxa" w:w="1696"/>
-            <w:shd w:fill="F0F4FF"/>
-            <w:vAlign w:val="center"/>
-          </w:tcPr>
-          <w:p>
-            <w:pPr>
-              <w:jc w:val="center"/>
-            </w:pPr>
-            <w:r>
-              <w:rPr>
-                <w:rFonts w:ascii="Calibri" w:hAnsi="Calibri"/>
-                <w:sz w:val="18"/>
-              </w:rPr>
-              <w:t>0.656–1.012</w:t>
-            </w:r>
-          </w:p>
-        </w:tc>
-        <w:tc>
-          <w:tcPr>
-            <w:tcW w:type="dxa" w:w="1696"/>
-            <w:shd w:fill="F0F4FF"/>
-            <w:vAlign w:val="center"/>
-          </w:tcPr>
-          <w:p>
-            <w:pPr>
-              <w:jc w:val="center"/>
-            </w:pPr>
-            <w:r>
-              <w:rPr>
-                <w:rFonts w:ascii="Calibri" w:hAnsi="Calibri"/>
-                <w:sz w:val="18"/>
-              </w:rPr>
-              <w:t>0.064</w:t>
-            </w:r>
-          </w:p>
-        </w:tc>
-        <w:tc>
-          <w:tcPr>
-            <w:tcW w:type="dxa" w:w="1696"/>
-            <w:shd w:fill="F0F4FF"/>
-            <w:vAlign w:val="center"/>
-          </w:tcPr>
-          <w:p>
-            <w:pPr>
-              <w:jc w:val="center"/>
-            </w:pPr>
-            <w:r>
-              <w:rPr>
-                <w:rFonts w:ascii="Calibri" w:hAnsi="Calibri"/>
-                <w:sz w:val="18"/>
-              </w:rPr>
-              <w:t>1,858</w:t>
-            </w:r>
-          </w:p>
-        </w:tc>
-        <w:tc>
-          <w:tcPr>
-            <w:tcW w:type="dxa" w:w="1696"/>
-            <w:shd w:fill="F0F4FF"/>
-            <w:vAlign w:val="center"/>
-          </w:tcPr>
-          <w:p>
-            <w:pPr>
-              <w:jc w:val="center"/>
-            </w:pPr>
-            <w:r>
-              <w:rPr>
-                <w:rFonts w:ascii="Calibri" w:hAnsi="Calibri"/>
-                <w:sz w:val="18"/>
-              </w:rPr>
-              <w:t>124.3</w:t>
-            </w:r>
-          </w:p>
-        </w:tc>
-      </w:tr>
-      <w:tr>
-        <w:tc>
-          <w:tcPr>
-            <w:tcW w:type="dxa" w:w="1696"/>
-            <w:vAlign w:val="center"/>
-            <w:tcBorders>
-              <w:top w:val="single" w:sz="4" w:color="000000"/>
-              <w:bottom w:val="single" w:sz="12" w:color="000000"/>
-            </w:tcBorders>
-          </w:tcPr>
-          <w:p>
-            <w:pPr>
-              <w:jc w:val="center"/>
-            </w:pPr>
-            <w:r>
-              <w:rPr>
-                <w:rFonts w:ascii="Calibri" w:hAnsi="Calibri"/>
-                <w:sz w:val="18"/>
-              </w:rPr>
-              <w:t>Nonmetro Only</w:t>
-            </w:r>
-          </w:p>
-        </w:tc>
-        <w:tc>
-          <w:tcPr>
-            <w:tcW w:type="dxa" w:w="1696"/>
-            <w:vAlign w:val="center"/>
-            <w:tcBorders>
-              <w:top w:val="single" w:sz="4" w:color="000000"/>
-              <w:bottom w:val="single" w:sz="12" w:color="000000"/>
-            </w:tcBorders>
-          </w:tcPr>
-          <w:p>
-            <w:pPr>
-              <w:jc w:val="center"/>
-            </w:pPr>
-            <w:r>
-              <w:rPr>
-                <w:rFonts w:ascii="Calibri" w:hAnsi="Calibri"/>
-                <w:sz w:val="18"/>
-              </w:rPr>
-              <w:t>CCT</w:t>
-            </w:r>
-          </w:p>
-        </w:tc>
-        <w:tc>
-          <w:tcPr>
-            <w:tcW w:type="dxa" w:w="1696"/>
-            <w:vAlign w:val="center"/>
-            <w:tcBorders>
-              <w:top w:val="single" w:sz="4" w:color="000000"/>
-              <w:bottom w:val="single" w:sz="12" w:color="000000"/>
-            </w:tcBorders>
-          </w:tcPr>
-          <w:p>
-            <w:pPr>
-              <w:jc w:val="center"/>
-            </w:pPr>
-            <w:r>
-              <w:rPr>
-                <w:rFonts w:ascii="Calibri" w:hAnsi="Calibri"/>
-                <w:sz w:val="18"/>
-              </w:rPr>
-              <w:t>SVI per 10-pctl</w:t>
-            </w:r>
-          </w:p>
-        </w:tc>
-        <w:tc>
-          <w:tcPr>
-            <w:tcW w:type="dxa" w:w="1696"/>
-            <w:vAlign w:val="center"/>
-            <w:tcBorders>
-              <w:top w:val="single" w:sz="4" w:color="000000"/>
-              <w:bottom w:val="single" w:sz="12" w:color="000000"/>
-            </w:tcBorders>
-          </w:tcPr>
-          <w:p>
-            <w:pPr>
-              <w:jc w:val="center"/>
-            </w:pPr>
-            <w:r>
-              <w:rPr>
-                <w:rFonts w:ascii="Calibri" w:hAnsi="Calibri"/>
-                <w:sz w:val="18"/>
-              </w:rPr>
-              <w:t>0.982</w:t>
-            </w:r>
-          </w:p>
-        </w:tc>
-        <w:tc>
-          <w:tcPr>
-            <w:tcW w:type="dxa" w:w="1696"/>
-            <w:vAlign w:val="center"/>
-            <w:tcBorders>
-              <w:top w:val="single" w:sz="4" w:color="000000"/>
-              <w:bottom w:val="single" w:sz="12" w:color="000000"/>
-            </w:tcBorders>
-          </w:tcPr>
-          <w:p>
-            <w:pPr>
-              <w:jc w:val="center"/>
-            </w:pPr>
-            <w:r>
-              <w:rPr>
-                <w:rFonts w:ascii="Calibri" w:hAnsi="Calibri"/>
-                <w:sz w:val="18"/>
-              </w:rPr>
-              <w:t>0.913–1.056</w:t>
-            </w:r>
-          </w:p>
-        </w:tc>
-        <w:tc>
-          <w:tcPr>
-            <w:tcW w:type="dxa" w:w="1696"/>
-            <w:vAlign w:val="center"/>
-            <w:tcBorders>
-              <w:top w:val="single" w:sz="4" w:color="000000"/>
-              <w:bottom w:val="single" w:sz="12" w:color="000000"/>
-            </w:tcBorders>
-          </w:tcPr>
-          <w:p>
-            <w:pPr>
-              <w:jc w:val="center"/>
-            </w:pPr>
-            <w:r>
-              <w:rPr>
-                <w:rFonts w:ascii="Calibri" w:hAnsi="Calibri"/>
-                <w:sz w:val="18"/>
-              </w:rPr>
-              <w:t>0.620</w:t>
-            </w:r>
-          </w:p>
-        </w:tc>
-        <w:tc>
-          <w:tcPr>
-            <w:tcW w:type="dxa" w:w="1696"/>
-            <w:vAlign w:val="center"/>
-            <w:tcBorders>
-              <w:top w:val="single" w:sz="4" w:color="000000"/>
-              <w:bottom w:val="single" w:sz="12" w:color="000000"/>
-            </w:tcBorders>
-          </w:tcPr>
-          <w:p>
-            <w:pPr>
-              <w:jc w:val="center"/>
-            </w:pPr>
-            <w:r>
-              <w:rPr>
-                <w:rFonts w:ascii="Calibri" w:hAnsi="Calibri"/>
-                <w:sz w:val="18"/>
-              </w:rPr>
-              <w:t>1,858</w:t>
-            </w:r>
-          </w:p>
-        </w:tc>
-        <w:tc>
-          <w:tcPr>
-            <w:tcW w:type="dxa" w:w="1696"/>
-            <w:vAlign w:val="center"/>
-            <w:tcBorders>
-              <w:top w:val="single" w:sz="4" w:color="000000"/>
-              <w:bottom w:val="single" w:sz="12" w:color="000000"/>
-            </w:tcBorders>
-          </w:tcPr>
-          <w:p>
-            <w:pPr>
-              <w:jc w:val="center"/>
-            </w:pPr>
-            <w:r>
-              <w:rPr>
-                <w:rFonts w:ascii="Calibri" w:hAnsi="Calibri"/>
-                <w:sz w:val="18"/>
-              </w:rPr>
-              <w:t>723.0</w:t>
+              <w:t>--</w:t>
             </w:r>
           </w:p>
         </w:tc>
@@ -2060,35 +1495,55 @@
       <w:r>
         <w:rPr>
           <w:rFonts w:ascii="Calibri" w:hAnsi="Calibri"/>
-          <w:color w:val="555555"/>
-          <w:sz w:val="16"/>
+          <w:color w:val="444444"/>
+          <w:sz w:val="17"/>
         </w:rPr>
-        <w:t>Model: Count ~ NegBin(μ, α), log(μ) = β₀ + β₁·predictor + offset(ln[population ≥45]). NB2 parameterization chosen over Poisson (ΔAIC &gt; 30).</w:t>
+        <w:t>Model: log(facility count) = B0 + B1*predictor + offset(ln[adults 45+]). Family: Negative Binomial (NB2).</w:t>
       </w:r>
     </w:p>
     <w:p>
       <w:r>
         <w:rPr>
           <w:rFonts w:ascii="Calibri" w:hAnsi="Calibri"/>
-          <w:color w:val="555555"/>
-          <w:sz w:val="16"/>
+          <w:color w:val="444444"/>
+          <w:sz w:val="17"/>
         </w:rPr>
-        <w:t>* Statistically significant at p &lt; 0.05.</w:t>
+        <w:t>IRR = Incidence Rate Ratio. CI = Confidence Interval. AIC = Akaike Information Criterion.</w:t>
       </w:r>
     </w:p>
     <w:p>
       <w:r>
         <w:rPr>
           <w:rFonts w:ascii="Calibri" w:hAnsi="Calibri"/>
-          <w:color w:val="555555"/>
-          <w:sz w:val="16"/>
+          <w:color w:val="444444"/>
+          <w:sz w:val="17"/>
         </w:rPr>
-        <w:t>Abbreviations: IRR = Incidence Rate Ratio; CI = Confidence Interval; SVI = Social Vulnerability Index; pctl = percentile; CMR = Cardiac Magnetic Resonance; CCT = Cardiac Computed Tomography; AIC = Akaike Information Criterion.</w:t>
+        <w:t>SVI per 10-pctl: IRR represents the multiplicative change in facility rate per 10-percentile increase in SVI.</w:t>
+      </w:r>
+    </w:p>
+    <w:p>
+      <w:r>
+        <w:rPr>
+          <w:rFonts w:ascii="Calibri" w:hAnsi="Calibri"/>
+          <w:color w:val="444444"/>
+          <w:sz w:val="17"/>
+        </w:rPr>
+        <w:t>Quartile reference group: Q1 (least vulnerable). Poisson rejected by AIC (delta-AIC &gt; 30).</w:t>
+      </w:r>
+    </w:p>
+    <w:p>
+      <w:r>
+        <w:rPr>
+          <w:rFonts w:ascii="Calibri" w:hAnsi="Calibri"/>
+          <w:color w:val="444444"/>
+          <w:sz w:val="17"/>
+        </w:rPr>
+        <w:t>Bold indicates p &lt; 0.05. CCT Q3 vs Q1 (p = 0.038) is isolated and non-monotonic; does not survive correction.</w:t>
       </w:r>
     </w:p>
     <w:sectPr>
-      <w:pgSz w:w="15840" w:h="12240" w:orient="landscape"/>
-      <w:pgMar w:top="1134" w:right="1134" w:bottom="1134" w:left="1134" w:header="720" w:footer="720" w:gutter="0"/>
+      <w:pgSz w:w="12240" w:h="15840"/>
+      <w:pgMar w:top="1440" w:right="1800" w:bottom="1440" w:left="1800" w:header="720" w:footer="720" w:gutter="0"/>
       <w:cols w:space="720"/>
       <w:docGrid w:linePitch="360"/>
     </w:sectPr>
@@ -2459,6 +1914,10 @@
     <w:name w:val="Normal"/>
     <w:qFormat/>
     <w:rsid w:val="00FC693F"/>
+    <w:rPr>
+      <w:rFonts w:ascii="Calibri" w:hAnsi="Calibri"/>
+      <w:sz w:val="20"/>
+    </w:rPr>
   </w:style>
   <w:style w:type="paragraph" w:styleId="Header">
     <w:name w:val="header"/>
